--- a/The Dolphins' View of History/chapters/19 - The Republic, With Exceptions - America, 1776-1865.docx
+++ b/The Dolphins' View of History/chapters/19 - The Republic, With Exceptions - America, 1776-1865.docx
@@ -18,7 +18,7 @@
           <w:sz w:val="36"/>
           <w:szCs w:val="36"/>
         </w:rPr>
-        <w:t xml:space="preserve">Chapter 19: The Republic, With Exceptions — America, 1776-1865</w:t>
+        <w:t xml:space="preserve">1776–1865: The Republic, With Exceptions — America</w:t>
       </w:r>
     </w:p>
     <w:p>

--- a/The Dolphins' View of History/chapters/19 - The Republic, With Exceptions - America, 1776-1865.docx
+++ b/The Dolphins' View of History/chapters/19 - The Republic, With Exceptions - America, 1776-1865.docx
@@ -66,7 +66,7 @@
         <w:spacing w:after="200"/>
       </w:pPr>
       <w:r>
-        <w:t xml:space="preserve">Whaling, meanwhile, was a substantial American industry, and dolphin historians take a personal interest in it: sperm whales, whose distant cousins the dolphins are, were hunted for lamp oil in enormous numbers by the fleets of Nantucket and New Bedford, and Herman Melville's Moby-Dick, published in 1851, gave the enterprise its most famous account. What ended the boom was not conscience but chemistry. In 1859 Edwin Drake drilled the first commercial oil well in Pennsylvania, and kerosene replaced whale oil in lamps within a few years. Dolphin scholarship records its gratitude to petroleum, with the reservation that a later chapter will discuss what petroleum did next.</w:t>
+        <w:t xml:space="preserve">Whaling, meanwhile, was a substantial American industry, and dolphin historians take a personal interest in it: sperm whales, whose distant cousins the dolphins are, were hunted for lamp oil in enormous numbers by the fleets of Nantucket and New Bedford, and Herman Melville's Moby-Dick, published in 1851, gave the enterprise its most famous account. What ended the boom was chiefly not conscience but chemistry. The industry was already declining as whales grew scarcer and voyages longer; in 1859 Edwin Drake drilled the first commercial oil well in Pennsylvania, and kerosene soon replaced whale oil in lamps. Dolphin scholarship records its gratitude to petroleum, with the reservation that a later chapter will discuss what petroleum did next.</w:t>
       </w:r>
     </w:p>
     <w:p>
